--- a/deliverables/우즈벡수의사_교육운영결과보고서.docx
+++ b/deliverables/우즈벡수의사_교육운영결과보고서.docx
@@ -2852,26 +2852,41 @@
                 <w:sz w:val="18"/>
                 <w:szCs w:val="18"/>
               </w:rPr>
-              <w:t>[ 사</w:t>
+              <w:drawing>
+                <wp:inline xmlns:a="http://schemas.openxmlformats.org/drawingml/2006/main" xmlns:pic="http://schemas.openxmlformats.org/drawingml/2006/picture">
+                  <wp:extent cx="1350000" cy="1800000"/>
+                  <wp:docPr id="1880104310" name="Picture 1880104310"/>
+                  <wp:cNvGraphicFramePr>
+                    <a:graphicFrameLocks noChangeAspect="1"/>
+                  </wp:cNvGraphicFramePr>
+                  <a:graphic>
+                    <a:graphicData uri="http://schemas.openxmlformats.org/drawingml/2006/picture">
+                      <pic:pic>
+                        <pic:nvPicPr>
+                          <pic:cNvPr id="0" name="d1-0831-orientation.jpg"/>
+                          <pic:cNvPicPr/>
+                        </pic:nvPicPr>
+                        <pic:blipFill>
+                          <a:blip r:embed="rId17"/>
+                          <a:stretch>
+                            <a:fillRect/>
+                          </a:stretch>
+                        </pic:blipFill>
+                        <pic:spPr>
+                          <a:xfrm>
+                            <a:off x="0" y="0"/>
+                            <a:ext cx="1350000" cy="1800000"/>
+                          </a:xfrm>
+                          <a:prstGeom prst="rect"/>
+                        </pic:spPr>
+                      </pic:pic>
+                    </a:graphicData>
+                  </a:graphic>
+                </wp:inline>
+              </w:drawing>
             </w:r>
             <w:proofErr w:type="gramEnd"/>
-            <w:r>
-              <w:rPr>
-                <w:color w:val="BFBFBF"/>
-                <w:sz w:val="18"/>
-                <w:szCs w:val="18"/>
-              </w:rPr>
-              <w:t xml:space="preserve"> </w:t>
-            </w:r>
             <w:proofErr w:type="gramStart"/>
-            <w:r>
-              <w:rPr>
-                <w:color w:val="BFBFBF"/>
-                <w:sz w:val="18"/>
-                <w:szCs w:val="18"/>
-              </w:rPr>
-              <w:t>진 ]</w:t>
-            </w:r>
             <w:proofErr w:type="gramEnd"/>
           </w:p>
           <w:p>
@@ -2955,26 +2970,41 @@
                 <w:sz w:val="18"/>
                 <w:szCs w:val="18"/>
               </w:rPr>
-              <w:t>[ 사</w:t>
+              <w:drawing>
+                <wp:inline xmlns:a="http://schemas.openxmlformats.org/drawingml/2006/main" xmlns:pic="http://schemas.openxmlformats.org/drawingml/2006/picture">
+                  <wp:extent cx="1350000" cy="1800000"/>
+                  <wp:docPr id="1880104311" name="Picture 1880104311"/>
+                  <wp:cNvGraphicFramePr>
+                    <a:graphicFrameLocks noChangeAspect="1"/>
+                  </wp:cNvGraphicFramePr>
+                  <a:graphic>
+                    <a:graphicData uri="http://schemas.openxmlformats.org/drawingml/2006/picture">
+                      <pic:pic>
+                        <pic:nvPicPr>
+                          <pic:cNvPr id="0" name="d2-0901-farm-visit.jpg"/>
+                          <pic:cNvPicPr/>
+                        </pic:nvPicPr>
+                        <pic:blipFill>
+                          <a:blip r:embed="rId18"/>
+                          <a:stretch>
+                            <a:fillRect/>
+                          </a:stretch>
+                        </pic:blipFill>
+                        <pic:spPr>
+                          <a:xfrm>
+                            <a:off x="0" y="0"/>
+                            <a:ext cx="1350000" cy="1800000"/>
+                          </a:xfrm>
+                          <a:prstGeom prst="rect"/>
+                        </pic:spPr>
+                      </pic:pic>
+                    </a:graphicData>
+                  </a:graphic>
+                </wp:inline>
+              </w:drawing>
             </w:r>
             <w:proofErr w:type="gramEnd"/>
-            <w:r>
-              <w:rPr>
-                <w:color w:val="BFBFBF"/>
-                <w:sz w:val="18"/>
-                <w:szCs w:val="18"/>
-              </w:rPr>
-              <w:t xml:space="preserve"> </w:t>
-            </w:r>
             <w:proofErr w:type="gramStart"/>
-            <w:r>
-              <w:rPr>
-                <w:color w:val="BFBFBF"/>
-                <w:sz w:val="18"/>
-                <w:szCs w:val="18"/>
-              </w:rPr>
-              <w:t>진 ]</w:t>
-            </w:r>
             <w:proofErr w:type="gramEnd"/>
           </w:p>
           <w:p>
@@ -3172,26 +3202,41 @@
                 <w:sz w:val="18"/>
                 <w:szCs w:val="18"/>
               </w:rPr>
-              <w:t>[ 사</w:t>
+              <w:drawing>
+                <wp:inline xmlns:a="http://schemas.openxmlformats.org/drawingml/2006/main" xmlns:pic="http://schemas.openxmlformats.org/drawingml/2006/picture">
+                  <wp:extent cx="1350000" cy="1800000"/>
+                  <wp:docPr id="1880104312" name="Picture 1880104312"/>
+                  <wp:cNvGraphicFramePr>
+                    <a:graphicFrameLocks noChangeAspect="1"/>
+                  </wp:cNvGraphicFramePr>
+                  <a:graphic>
+                    <a:graphicData uri="http://schemas.openxmlformats.org/drawingml/2006/picture">
+                      <pic:pic>
+                        <pic:nvPicPr>
+                          <pic:cNvPr id="0" name="d4-0903-ivf-embryo-lab.jpg"/>
+                          <pic:cNvPicPr/>
+                        </pic:nvPicPr>
+                        <pic:blipFill>
+                          <a:blip r:embed="rId19"/>
+                          <a:stretch>
+                            <a:fillRect/>
+                          </a:stretch>
+                        </pic:blipFill>
+                        <pic:spPr>
+                          <a:xfrm>
+                            <a:off x="0" y="0"/>
+                            <a:ext cx="1350000" cy="1800000"/>
+                          </a:xfrm>
+                          <a:prstGeom prst="rect"/>
+                        </pic:spPr>
+                      </pic:pic>
+                    </a:graphicData>
+                  </a:graphic>
+                </wp:inline>
+              </w:drawing>
             </w:r>
             <w:proofErr w:type="gramEnd"/>
-            <w:r>
-              <w:rPr>
-                <w:color w:val="BFBFBF"/>
-                <w:sz w:val="18"/>
-                <w:szCs w:val="18"/>
-              </w:rPr>
-              <w:t xml:space="preserve"> </w:t>
-            </w:r>
             <w:proofErr w:type="gramStart"/>
-            <w:r>
-              <w:rPr>
-                <w:color w:val="BFBFBF"/>
-                <w:sz w:val="18"/>
-                <w:szCs w:val="18"/>
-              </w:rPr>
-              <w:t>진 ]</w:t>
-            </w:r>
             <w:proofErr w:type="gramEnd"/>
           </w:p>
           <w:p>
@@ -3286,27 +3331,79 @@
                 <w:sz w:val="18"/>
                 <w:szCs w:val="18"/>
               </w:rPr>
-              <w:t>[ 사</w:t>
+              <w:drawing>
+                <wp:inline xmlns:a="http://schemas.openxmlformats.org/drawingml/2006/main" xmlns:pic="http://schemas.openxmlformats.org/drawingml/2006/picture">
+                  <wp:extent cx="1241999" cy="1655999"/>
+                  <wp:docPr id="1880104313" name="Picture 1880104313"/>
+                  <wp:cNvGraphicFramePr>
+                    <a:graphicFrameLocks noChangeAspect="1"/>
+                  </wp:cNvGraphicFramePr>
+                  <a:graphic>
+                    <a:graphicData uri="http://schemas.openxmlformats.org/drawingml/2006/picture">
+                      <pic:pic>
+                        <pic:nvPicPr>
+                          <pic:cNvPr id="0" name="d5-0904-et-gun-cervix-practice-1.jpg"/>
+                          <pic:cNvPicPr/>
+                        </pic:nvPicPr>
+                        <pic:blipFill>
+                          <a:blip r:embed="rId20"/>
+                          <a:stretch>
+                            <a:fillRect/>
+                          </a:stretch>
+                        </pic:blipFill>
+                        <pic:spPr>
+                          <a:xfrm>
+                            <a:off x="0" y="0"/>
+                            <a:ext cx="1241999" cy="1655999"/>
+                          </a:xfrm>
+                          <a:prstGeom prst="rect"/>
+                        </pic:spPr>
+                      </pic:pic>
+                    </a:graphicData>
+                  </a:graphic>
+                </wp:inline>
+              </w:drawing>
             </w:r>
             <w:proofErr w:type="gramEnd"/>
-            <w:r>
-              <w:rPr>
-                <w:color w:val="BFBFBF"/>
-                <w:sz w:val="18"/>
-                <w:szCs w:val="18"/>
-              </w:rPr>
-              <w:t xml:space="preserve"> </w:t>
-            </w:r>
             <w:proofErr w:type="gramStart"/>
-            <w:r>
-              <w:rPr>
-                <w:color w:val="BFBFBF"/>
-                <w:sz w:val="18"/>
-                <w:szCs w:val="18"/>
-              </w:rPr>
-              <w:t>진 ]</w:t>
-            </w:r>
             <w:proofErr w:type="gramEnd"/>
+            <w:r>
+              <w:t xml:space="preserve">  </w:t>
+            </w:r>
+            <w:r>
+              <w:drawing>
+                <wp:inline xmlns:a="http://schemas.openxmlformats.org/drawingml/2006/main" xmlns:pic="http://schemas.openxmlformats.org/drawingml/2006/picture">
+                  <wp:extent cx="1241999" cy="1655999"/>
+                  <wp:docPr id="1880104314" name="Picture 1880104314"/>
+                  <wp:cNvGraphicFramePr>
+                    <a:graphicFrameLocks noChangeAspect="1"/>
+                  </wp:cNvGraphicFramePr>
+                  <a:graphic>
+                    <a:graphicData uri="http://schemas.openxmlformats.org/drawingml/2006/picture">
+                      <pic:pic>
+                        <pic:nvPicPr>
+                          <pic:cNvPr id="0" name="d5-0904-et-gun-cervix-practice-2.jpg"/>
+                          <pic:cNvPicPr/>
+                        </pic:nvPicPr>
+                        <pic:blipFill>
+                          <a:blip r:embed="rId21"/>
+                          <a:stretch>
+                            <a:fillRect/>
+                          </a:stretch>
+                        </pic:blipFill>
+                        <pic:spPr>
+                          <a:xfrm>
+                            <a:off x="0" y="0"/>
+                            <a:ext cx="1241999" cy="1655999"/>
+                          </a:xfrm>
+                          <a:prstGeom prst="rect"/>
+                        </pic:spPr>
+                      </pic:pic>
+                    </a:graphicData>
+                  </a:graphic>
+                </wp:inline>
+              </w:drawing>
+            </w:r>
           </w:p>
           <w:p>
             <w:pPr>
@@ -3823,26 +3920,41 @@
                 <w:sz w:val="18"/>
                 <w:szCs w:val="18"/>
               </w:rPr>
-              <w:t>[ 사</w:t>
+              <w:drawing>
+                <wp:inline xmlns:a="http://schemas.openxmlformats.org/drawingml/2006/main" xmlns:pic="http://schemas.openxmlformats.org/drawingml/2006/picture">
+                  <wp:extent cx="2400000" cy="1800000"/>
+                  <wp:docPr id="1880104315" name="Picture 1880104315"/>
+                  <wp:cNvGraphicFramePr>
+                    <a:graphicFrameLocks noChangeAspect="1"/>
+                  </wp:cNvGraphicFramePr>
+                  <a:graphic>
+                    <a:graphicData uri="http://schemas.openxmlformats.org/drawingml/2006/picture">
+                      <pic:pic>
+                        <pic:nvPicPr>
+                          <pic:cNvPr id="0" name="d10-0911-completion.jpg"/>
+                          <pic:cNvPicPr/>
+                        </pic:nvPicPr>
+                        <pic:blipFill>
+                          <a:blip r:embed="rId22"/>
+                          <a:stretch>
+                            <a:fillRect/>
+                          </a:stretch>
+                        </pic:blipFill>
+                        <pic:spPr>
+                          <a:xfrm>
+                            <a:off x="0" y="0"/>
+                            <a:ext cx="2400000" cy="1800000"/>
+                          </a:xfrm>
+                          <a:prstGeom prst="rect"/>
+                        </pic:spPr>
+                      </pic:pic>
+                    </a:graphicData>
+                  </a:graphic>
+                </wp:inline>
+              </w:drawing>
             </w:r>
             <w:proofErr w:type="gramEnd"/>
-            <w:r>
-              <w:rPr>
-                <w:color w:val="BFBFBF"/>
-                <w:sz w:val="18"/>
-                <w:szCs w:val="18"/>
-              </w:rPr>
-              <w:t xml:space="preserve"> </w:t>
-            </w:r>
             <w:proofErr w:type="gramStart"/>
-            <w:r>
-              <w:rPr>
-                <w:color w:val="BFBFBF"/>
-                <w:sz w:val="18"/>
-                <w:szCs w:val="18"/>
-              </w:rPr>
-              <w:t>진 ]</w:t>
-            </w:r>
             <w:proofErr w:type="gramEnd"/>
           </w:p>
           <w:p>

--- a/deliverables/우즈벡수의사_교육운영결과보고서.docx
+++ b/deliverables/우즈벡수의사_교육운영결과보고서.docx
@@ -524,47 +524,24 @@
                 <w:sz w:val="18"/>
                 <w:szCs w:val="18"/>
               </w:rPr>
-              <w:t>하현제</w:t>
+              <w:t>현장 실습: 하현제 (고려동물병원 대표원장), 신동환 원장, 김민철 원장, 문성권 수의사</w:t>
             </w:r>
             <w:proofErr w:type="spellEnd"/>
-            <w:r>
-              <w:rPr>
-                <w:sz w:val="18"/>
-                <w:szCs w:val="18"/>
-              </w:rPr>
-              <w:t xml:space="preserve"> (고려동물병원 대표원장), </w:t>
-            </w:r>
             <w:proofErr w:type="spellStart"/>
-            <w:r>
-              <w:rPr>
-                <w:sz w:val="18"/>
-                <w:szCs w:val="18"/>
-              </w:rPr>
-              <w:t>임광택</w:t>
-            </w:r>
             <w:proofErr w:type="spellEnd"/>
-            <w:r>
-              <w:rPr>
-                <w:rFonts w:hint="eastAsia"/>
-                <w:sz w:val="18"/>
-                <w:szCs w:val="18"/>
-              </w:rPr>
-              <w:t xml:space="preserve"> </w:t>
-            </w:r>
-            <w:r>
-              <w:rPr>
-                <w:sz w:val="18"/>
-                <w:szCs w:val="18"/>
-              </w:rPr>
-              <w:t>수의사</w:t>
-            </w:r>
-            <w:r>
-              <w:rPr>
-                <w:rFonts w:hint="eastAsia"/>
-                <w:sz w:val="18"/>
-                <w:szCs w:val="18"/>
-              </w:rPr>
-            </w:r>
+          </w:p>
+          <w:p>
+            <w:proofErr w:type="spellStart"/>
+            <w:r>
+              <w:rPr>
+                <w:sz w:val="18"/>
+                <w:szCs w:val="18"/>
+              </w:rPr>
+              <w:t>실험실 교육: 임광택 박사, 이종임 실장</w:t>
+            </w:r>
+            <w:proofErr w:type="spellEnd"/>
+            <w:proofErr w:type="spellStart"/>
+            <w:proofErr w:type="spellEnd"/>
           </w:p>
         </w:tc>
       </w:tr>
@@ -1419,7 +1396,14 @@
               <w:right w:w="80" w:type="dxa"/>
             </w:tcMar>
           </w:tcPr>
-          <w:p/>
+          <w:p>
+            <w:r>
+              <w:rPr>
+                <w:sz w:val="17"/>
+              </w:rPr>
+              <w:t>실험실 교육: 임광택 박사, 이종임 실장</w:t>
+            </w:r>
+          </w:p>
         </w:tc>
       </w:tr>
       <w:tr>

--- a/deliverables/우즈벡수의사_교육운영결과보고서.docx
+++ b/deliverables/우즈벡수의사_교육운영결과보고서.docx
@@ -2778,6 +2778,7 @@
         </w:tblPrEx>
         <w:trPr>
           <w:trHeight w:val="2000"/>
+          <w:cantSplit/>
         </w:trPr>
         <w:tc>
           <w:tcPr>
@@ -3025,6 +3026,7 @@
         </w:tblPrEx>
         <w:trPr>
           <w:trHeight w:val="2000"/>
+          <w:cantSplit/>
         </w:trPr>
         <w:tc>
           <w:tcPr>
@@ -3083,26 +3085,41 @@
                 <w:sz w:val="18"/>
                 <w:szCs w:val="18"/>
               </w:rPr>
-              <w:t>[ 사</w:t>
+              <w:drawing>
+                <wp:inline xmlns:a="http://schemas.openxmlformats.org/drawingml/2006/main" xmlns:pic="http://schemas.openxmlformats.org/drawingml/2006/picture">
+                  <wp:extent cx="1350000" cy="1800000"/>
+                  <wp:docPr id="1880104316" name="Picture 1880104316"/>
+                  <wp:cNvGraphicFramePr>
+                    <a:graphicFrameLocks noChangeAspect="1"/>
+                  </wp:cNvGraphicFramePr>
+                  <a:graphic>
+                    <a:graphicData uri="http://schemas.openxmlformats.org/drawingml/2006/picture">
+                      <pic:pic>
+                        <pic:nvPicPr>
+                          <pic:cNvPr id="0" name="d3-0902-rectal-palpation.jpg"/>
+                          <pic:cNvPicPr/>
+                        </pic:nvPicPr>
+                        <pic:blipFill>
+                          <a:blip r:embed="rId23"/>
+                          <a:stretch>
+                            <a:fillRect/>
+                          </a:stretch>
+                        </pic:blipFill>
+                        <pic:spPr>
+                          <a:xfrm>
+                            <a:off x="0" y="0"/>
+                            <a:ext cx="1350000" cy="1800000"/>
+                          </a:xfrm>
+                          <a:prstGeom prst="rect"/>
+                        </pic:spPr>
+                      </pic:pic>
+                    </a:graphicData>
+                  </a:graphic>
+                </wp:inline>
+              </w:drawing>
             </w:r>
             <w:proofErr w:type="gramEnd"/>
-            <w:r>
-              <w:rPr>
-                <w:color w:val="BFBFBF"/>
-                <w:sz w:val="18"/>
-                <w:szCs w:val="18"/>
-              </w:rPr>
-              <w:t xml:space="preserve"> </w:t>
-            </w:r>
             <w:proofErr w:type="gramStart"/>
-            <w:r>
-              <w:rPr>
-                <w:color w:val="BFBFBF"/>
-                <w:sz w:val="18"/>
-                <w:szCs w:val="18"/>
-              </w:rPr>
-              <w:t>진 ]</w:t>
-            </w:r>
             <w:proofErr w:type="gramEnd"/>
           </w:p>
           <w:p>
@@ -3188,7 +3205,7 @@
               </w:rPr>
               <w:drawing>
                 <wp:inline xmlns:a="http://schemas.openxmlformats.org/drawingml/2006/main" xmlns:pic="http://schemas.openxmlformats.org/drawingml/2006/picture">
-                  <wp:extent cx="1350000" cy="1800000"/>
+                  <wp:extent cx="1241999" cy="1655999"/>
                   <wp:docPr id="1880104312" name="Picture 1880104312"/>
                   <wp:cNvGraphicFramePr>
                     <a:graphicFrameLocks noChangeAspect="1"/>
@@ -3209,7 +3226,7 @@
                         <pic:spPr>
                           <a:xfrm>
                             <a:off x="0" y="0"/>
-                            <a:ext cx="1350000" cy="1800000"/>
+                            <a:ext cx="1241999" cy="1655999"/>
                           </a:xfrm>
                           <a:prstGeom prst="rect"/>
                         </pic:spPr>
@@ -3222,6 +3239,43 @@
             <w:proofErr w:type="gramEnd"/>
             <w:proofErr w:type="gramStart"/>
             <w:proofErr w:type="gramEnd"/>
+            <w:r>
+              <w:t xml:space="preserve">  </w:t>
+            </w:r>
+            <w:r>
+              <w:drawing>
+                <wp:inline xmlns:a="http://schemas.openxmlformats.org/drawingml/2006/main" xmlns:pic="http://schemas.openxmlformats.org/drawingml/2006/picture">
+                  <wp:extent cx="1241999" cy="1655999"/>
+                  <wp:docPr id="1880104317" name="Picture 1880104317"/>
+                  <wp:cNvGraphicFramePr>
+                    <a:graphicFrameLocks noChangeAspect="1"/>
+                  </wp:cNvGraphicFramePr>
+                  <a:graphic>
+                    <a:graphicData uri="http://schemas.openxmlformats.org/drawingml/2006/picture">
+                      <pic:pic>
+                        <pic:nvPicPr>
+                          <pic:cNvPr id="0" name="d4-0903-ln2-straw-handling.jpg"/>
+                          <pic:cNvPicPr/>
+                        </pic:nvPicPr>
+                        <pic:blipFill>
+                          <a:blip r:embed="rId24"/>
+                          <a:stretch>
+                            <a:fillRect/>
+                          </a:stretch>
+                        </pic:blipFill>
+                        <pic:spPr>
+                          <a:xfrm>
+                            <a:off x="0" y="0"/>
+                            <a:ext cx="1241999" cy="1655999"/>
+                          </a:xfrm>
+                          <a:prstGeom prst="rect"/>
+                        </pic:spPr>
+                      </pic:pic>
+                    </a:graphicData>
+                  </a:graphic>
+                </wp:inline>
+              </w:drawing>
+            </w:r>
           </w:p>
           <w:p>
             <w:pPr>
@@ -3257,6 +3311,7 @@
         </w:tblPrEx>
         <w:trPr>
           <w:trHeight w:val="2000"/>
+          <w:cantSplit/>
         </w:trPr>
         <w:tc>
           <w:tcPr>
@@ -3470,26 +3525,41 @@
                 <w:sz w:val="18"/>
                 <w:szCs w:val="18"/>
               </w:rPr>
-              <w:t>[ 사</w:t>
+              <w:drawing>
+                <wp:inline xmlns:a="http://schemas.openxmlformats.org/drawingml/2006/main" xmlns:pic="http://schemas.openxmlformats.org/drawingml/2006/picture">
+                  <wp:extent cx="1350000" cy="1800000"/>
+                  <wp:docPr id="1880104318" name="Picture 1880104318"/>
+                  <wp:cNvGraphicFramePr>
+                    <a:graphicFrameLocks noChangeAspect="1"/>
+                  </wp:cNvGraphicFramePr>
+                  <a:graphic>
+                    <a:graphicData uri="http://schemas.openxmlformats.org/drawingml/2006/picture">
+                      <pic:pic>
+                        <pic:nvPicPr>
+                          <pic:cNvPr id="0" name="d6-0907-recipient-recheck.jpg"/>
+                          <pic:cNvPicPr/>
+                        </pic:nvPicPr>
+                        <pic:blipFill>
+                          <a:blip r:embed="rId25"/>
+                          <a:stretch>
+                            <a:fillRect/>
+                          </a:stretch>
+                        </pic:blipFill>
+                        <pic:spPr>
+                          <a:xfrm>
+                            <a:off x="0" y="0"/>
+                            <a:ext cx="1350000" cy="1800000"/>
+                          </a:xfrm>
+                          <a:prstGeom prst="rect"/>
+                        </pic:spPr>
+                      </pic:pic>
+                    </a:graphicData>
+                  </a:graphic>
+                </wp:inline>
+              </w:drawing>
             </w:r>
             <w:proofErr w:type="gramEnd"/>
-            <w:r>
-              <w:rPr>
-                <w:color w:val="BFBFBF"/>
-                <w:sz w:val="18"/>
-                <w:szCs w:val="18"/>
-              </w:rPr>
-              <w:t xml:space="preserve"> </w:t>
-            </w:r>
             <w:proofErr w:type="gramStart"/>
-            <w:r>
-              <w:rPr>
-                <w:color w:val="BFBFBF"/>
-                <w:sz w:val="18"/>
-                <w:szCs w:val="18"/>
-              </w:rPr>
-              <w:t>진 ]</w:t>
-            </w:r>
             <w:proofErr w:type="gramEnd"/>
           </w:p>
           <w:p>
@@ -3526,6 +3596,7 @@
         </w:tblPrEx>
         <w:trPr>
           <w:trHeight w:val="2000"/>
+          <w:cantSplit/>
         </w:trPr>
         <w:tc>
           <w:tcPr>
@@ -3584,26 +3655,41 @@
                 <w:sz w:val="18"/>
                 <w:szCs w:val="18"/>
               </w:rPr>
-              <w:t>[ 사</w:t>
+              <w:drawing>
+                <wp:inline xmlns:a="http://schemas.openxmlformats.org/drawingml/2006/main" xmlns:pic="http://schemas.openxmlformats.org/drawingml/2006/picture">
+                  <wp:extent cx="1350000" cy="1800000"/>
+                  <wp:docPr id="1880104319" name="Picture 1880104319"/>
+                  <wp:cNvGraphicFramePr>
+                    <a:graphicFrameLocks noChangeAspect="1"/>
+                  </wp:cNvGraphicFramePr>
+                  <a:graphic>
+                    <a:graphicData uri="http://schemas.openxmlformats.org/drawingml/2006/picture">
+                      <pic:pic>
+                        <pic:nvPicPr>
+                          <pic:cNvPr id="0" name="d7-0908-et-prep-assist.jpg"/>
+                          <pic:cNvPicPr/>
+                        </pic:nvPicPr>
+                        <pic:blipFill>
+                          <a:blip r:embed="rId26"/>
+                          <a:stretch>
+                            <a:fillRect/>
+                          </a:stretch>
+                        </pic:blipFill>
+                        <pic:spPr>
+                          <a:xfrm>
+                            <a:off x="0" y="0"/>
+                            <a:ext cx="1350000" cy="1800000"/>
+                          </a:xfrm>
+                          <a:prstGeom prst="rect"/>
+                        </pic:spPr>
+                      </pic:pic>
+                    </a:graphicData>
+                  </a:graphic>
+                </wp:inline>
+              </w:drawing>
             </w:r>
             <w:proofErr w:type="gramEnd"/>
-            <w:r>
-              <w:rPr>
-                <w:color w:val="BFBFBF"/>
-                <w:sz w:val="18"/>
-                <w:szCs w:val="18"/>
-              </w:rPr>
-              <w:t xml:space="preserve"> </w:t>
-            </w:r>
             <w:proofErr w:type="gramStart"/>
-            <w:r>
-              <w:rPr>
-                <w:color w:val="BFBFBF"/>
-                <w:sz w:val="18"/>
-                <w:szCs w:val="18"/>
-              </w:rPr>
-              <w:t>진 ]</w:t>
-            </w:r>
             <w:proofErr w:type="gramEnd"/>
           </w:p>
           <w:p>
@@ -3687,26 +3773,41 @@
                 <w:sz w:val="18"/>
                 <w:szCs w:val="18"/>
               </w:rPr>
-              <w:t>[ 사</w:t>
+              <w:drawing>
+                <wp:inline xmlns:a="http://schemas.openxmlformats.org/drawingml/2006/main" xmlns:pic="http://schemas.openxmlformats.org/drawingml/2006/picture">
+                  <wp:extent cx="1350000" cy="1800000"/>
+                  <wp:docPr id="1880104320" name="Picture 1880104320"/>
+                  <wp:cNvGraphicFramePr>
+                    <a:graphicFrameLocks noChangeAspect="1"/>
+                  </wp:cNvGraphicFramePr>
+                  <a:graphic>
+                    <a:graphicData uri="http://schemas.openxmlformats.org/drawingml/2006/picture">
+                      <pic:pic>
+                        <pic:nvPicPr>
+                          <pic:cNvPr id="0" name="d8-0909-supervised-et.jpg"/>
+                          <pic:cNvPicPr/>
+                        </pic:nvPicPr>
+                        <pic:blipFill>
+                          <a:blip r:embed="rId27"/>
+                          <a:stretch>
+                            <a:fillRect/>
+                          </a:stretch>
+                        </pic:blipFill>
+                        <pic:spPr>
+                          <a:xfrm>
+                            <a:off x="0" y="0"/>
+                            <a:ext cx="1350000" cy="1800000"/>
+                          </a:xfrm>
+                          <a:prstGeom prst="rect"/>
+                        </pic:spPr>
+                      </pic:pic>
+                    </a:graphicData>
+                  </a:graphic>
+                </wp:inline>
+              </w:drawing>
             </w:r>
             <w:proofErr w:type="gramEnd"/>
-            <w:r>
-              <w:rPr>
-                <w:color w:val="BFBFBF"/>
-                <w:sz w:val="18"/>
-                <w:szCs w:val="18"/>
-              </w:rPr>
-              <w:t xml:space="preserve"> </w:t>
-            </w:r>
             <w:proofErr w:type="gramStart"/>
-            <w:r>
-              <w:rPr>
-                <w:color w:val="BFBFBF"/>
-                <w:sz w:val="18"/>
-                <w:szCs w:val="18"/>
-              </w:rPr>
-              <w:t>진 ]</w:t>
-            </w:r>
             <w:proofErr w:type="gramEnd"/>
           </w:p>
           <w:p>
@@ -3743,6 +3844,7 @@
         </w:tblPrEx>
         <w:trPr>
           <w:trHeight w:val="2000"/>
+          <w:cantSplit/>
         </w:trPr>
         <w:tc>
           <w:tcPr>

--- a/deliverables/우즈벡수의사_교육운영결과보고서.docx
+++ b/deliverables/우즈벡수의사_교육운영결과보고서.docx
@@ -3197,16 +3197,14 @@
               <w:jc w:val="center"/>
             </w:pPr>
             <w:proofErr w:type="gramStart"/>
-            <w:r>
-              <w:rPr>
-                <w:color w:val="BFBFBF"/>
-                <w:sz w:val="18"/>
-                <w:szCs w:val="18"/>
-              </w:rPr>
+            <w:proofErr w:type="gramEnd"/>
+            <w:proofErr w:type="gramStart"/>
+            <w:proofErr w:type="gramEnd"/>
+            <w:r>
               <w:drawing>
                 <wp:inline xmlns:a="http://schemas.openxmlformats.org/drawingml/2006/main" xmlns:pic="http://schemas.openxmlformats.org/drawingml/2006/picture">
-                  <wp:extent cx="1241999" cy="1655999"/>
-                  <wp:docPr id="1880104312" name="Picture 1880104312"/>
+                  <wp:extent cx="1053000" cy="1404000"/>
+                  <wp:docPr id="1880104321" name="Picture 1880104321"/>
                   <wp:cNvGraphicFramePr>
                     <a:graphicFrameLocks noChangeAspect="1"/>
                   </wp:cNvGraphicFramePr>
@@ -3214,7 +3212,7 @@
                     <a:graphicData uri="http://schemas.openxmlformats.org/drawingml/2006/picture">
                       <pic:pic>
                         <pic:nvPicPr>
-                          <pic:cNvPr id="0" name="d4-0903-ivf-embryo-lab.jpg"/>
+                          <pic:cNvPr id="0" name="image.jpg"/>
                           <pic:cNvPicPr/>
                         </pic:nvPicPr>
                         <pic:blipFill>
@@ -3226,7 +3224,7 @@
                         <pic:spPr>
                           <a:xfrm>
                             <a:off x="0" y="0"/>
-                            <a:ext cx="1241999" cy="1655999"/>
+                            <a:ext cx="1053000" cy="1404000"/>
                           </a:xfrm>
                           <a:prstGeom prst="rect"/>
                         </pic:spPr>
@@ -3236,17 +3234,14 @@
                 </wp:inline>
               </w:drawing>
             </w:r>
-            <w:proofErr w:type="gramEnd"/>
-            <w:proofErr w:type="gramStart"/>
-            <w:proofErr w:type="gramEnd"/>
             <w:r>
               <w:t xml:space="preserve">  </w:t>
             </w:r>
             <w:r>
               <w:drawing>
                 <wp:inline xmlns:a="http://schemas.openxmlformats.org/drawingml/2006/main" xmlns:pic="http://schemas.openxmlformats.org/drawingml/2006/picture">
-                  <wp:extent cx="1241999" cy="1655999"/>
-                  <wp:docPr id="1880104317" name="Picture 1880104317"/>
+                  <wp:extent cx="1053000" cy="1404000"/>
+                  <wp:docPr id="1880104322" name="Picture 1880104322"/>
                   <wp:cNvGraphicFramePr>
                     <a:graphicFrameLocks noChangeAspect="1"/>
                   </wp:cNvGraphicFramePr>
@@ -3254,7 +3249,81 @@
                     <a:graphicData uri="http://schemas.openxmlformats.org/drawingml/2006/picture">
                       <pic:pic>
                         <pic:nvPicPr>
-                          <pic:cNvPr id="0" name="d4-0903-ln2-straw-handling.jpg"/>
+                          <pic:cNvPr id="0" name="d4-0903-lab-clean-bench.jpg"/>
+                          <pic:cNvPicPr/>
+                        </pic:nvPicPr>
+                        <pic:blipFill>
+                          <a:blip r:embed="rId28"/>
+                          <a:stretch>
+                            <a:fillRect/>
+                          </a:stretch>
+                        </pic:blipFill>
+                        <pic:spPr>
+                          <a:xfrm>
+                            <a:off x="0" y="0"/>
+                            <a:ext cx="1053000" cy="1404000"/>
+                          </a:xfrm>
+                          <a:prstGeom prst="rect"/>
+                        </pic:spPr>
+                      </pic:pic>
+                    </a:graphicData>
+                  </a:graphic>
+                </wp:inline>
+              </w:drawing>
+            </w:r>
+            <w:r>
+              <w:br/>
+            </w:r>
+            <w:r>
+              <w:drawing>
+                <wp:inline xmlns:a="http://schemas.openxmlformats.org/drawingml/2006/main" xmlns:pic="http://schemas.openxmlformats.org/drawingml/2006/picture">
+                  <wp:extent cx="1053000" cy="1404000"/>
+                  <wp:docPr id="1880104323" name="Picture 1880104323"/>
+                  <wp:cNvGraphicFramePr>
+                    <a:graphicFrameLocks noChangeAspect="1"/>
+                  </wp:cNvGraphicFramePr>
+                  <a:graphic>
+                    <a:graphicData uri="http://schemas.openxmlformats.org/drawingml/2006/picture">
+                      <pic:pic>
+                        <pic:nvPicPr>
+                          <pic:cNvPr id="0" name="d4-0903-straw-id-check.jpg"/>
+                          <pic:cNvPicPr/>
+                        </pic:nvPicPr>
+                        <pic:blipFill>
+                          <a:blip r:embed="rId29"/>
+                          <a:stretch>
+                            <a:fillRect/>
+                          </a:stretch>
+                        </pic:blipFill>
+                        <pic:spPr>
+                          <a:xfrm>
+                            <a:off x="0" y="0"/>
+                            <a:ext cx="1053000" cy="1404000"/>
+                          </a:xfrm>
+                          <a:prstGeom prst="rect"/>
+                        </pic:spPr>
+                      </pic:pic>
+                    </a:graphicData>
+                  </a:graphic>
+                </wp:inline>
+              </w:drawing>
+            </w:r>
+            <w:r>
+              <w:t xml:space="preserve">  </w:t>
+            </w:r>
+            <w:r>
+              <w:drawing>
+                <wp:inline xmlns:a="http://schemas.openxmlformats.org/drawingml/2006/main" xmlns:pic="http://schemas.openxmlformats.org/drawingml/2006/picture">
+                  <wp:extent cx="1053000" cy="1404000"/>
+                  <wp:docPr id="1880104324" name="Picture 1880104324"/>
+                  <wp:cNvGraphicFramePr>
+                    <a:graphicFrameLocks noChangeAspect="1"/>
+                  </wp:cNvGraphicFramePr>
+                  <a:graphic>
+                    <a:graphicData uri="http://schemas.openxmlformats.org/drawingml/2006/picture">
+                      <pic:pic>
+                        <pic:nvPicPr>
+                          <pic:cNvPr id="0" name="image.jpg"/>
                           <pic:cNvPicPr/>
                         </pic:nvPicPr>
                         <pic:blipFill>
@@ -3266,7 +3335,7 @@
                         <pic:spPr>
                           <a:xfrm>
                             <a:off x="0" y="0"/>
-                            <a:ext cx="1241999" cy="1655999"/>
+                            <a:ext cx="1053000" cy="1404000"/>
                           </a:xfrm>
                           <a:prstGeom prst="rect"/>
                         </pic:spPr>
@@ -3897,33 +3966,80 @@
               <w:jc w:val="center"/>
             </w:pPr>
             <w:proofErr w:type="gramStart"/>
-            <w:r>
-              <w:rPr>
-                <w:color w:val="BFBFBF"/>
-                <w:sz w:val="18"/>
-                <w:szCs w:val="18"/>
-              </w:rPr>
-              <w:t>[ 사</w:t>
-            </w:r>
             <w:proofErr w:type="gramEnd"/>
-            <w:r>
-              <w:rPr>
-                <w:color w:val="BFBFBF"/>
-                <w:sz w:val="18"/>
-                <w:szCs w:val="18"/>
-              </w:rPr>
-              <w:t xml:space="preserve"> </w:t>
-            </w:r>
             <w:proofErr w:type="gramStart"/>
-            <w:r>
-              <w:rPr>
-                <w:color w:val="BFBFBF"/>
-                <w:sz w:val="18"/>
-                <w:szCs w:val="18"/>
-              </w:rPr>
-              <w:t>진 ]</w:t>
-            </w:r>
             <w:proofErr w:type="gramEnd"/>
+            <w:r>
+              <w:drawing>
+                <wp:inline xmlns:a="http://schemas.openxmlformats.org/drawingml/2006/main" xmlns:pic="http://schemas.openxmlformats.org/drawingml/2006/picture">
+                  <wp:extent cx="1241999" cy="1655999"/>
+                  <wp:docPr id="1880104325" name="Picture 1880104325"/>
+                  <wp:cNvGraphicFramePr>
+                    <a:graphicFrameLocks noChangeAspect="1"/>
+                  </wp:cNvGraphicFramePr>
+                  <a:graphic>
+                    <a:graphicData uri="http://schemas.openxmlformats.org/drawingml/2006/picture">
+                      <pic:pic>
+                        <pic:nvPicPr>
+                          <pic:cNvPr id="0" name="d9-0910-independent-practice-1.jpg"/>
+                          <pic:cNvPicPr/>
+                        </pic:nvPicPr>
+                        <pic:blipFill>
+                          <a:blip r:embed="rId30"/>
+                          <a:stretch>
+                            <a:fillRect/>
+                          </a:stretch>
+                        </pic:blipFill>
+                        <pic:spPr>
+                          <a:xfrm>
+                            <a:off x="0" y="0"/>
+                            <a:ext cx="1241999" cy="1655999"/>
+                          </a:xfrm>
+                          <a:prstGeom prst="rect"/>
+                        </pic:spPr>
+                      </pic:pic>
+                    </a:graphicData>
+                  </a:graphic>
+                </wp:inline>
+              </w:drawing>
+            </w:r>
+            <w:r>
+              <w:t xml:space="preserve">  </w:t>
+            </w:r>
+            <w:r>
+              <w:drawing>
+                <wp:inline xmlns:a="http://schemas.openxmlformats.org/drawingml/2006/main" xmlns:pic="http://schemas.openxmlformats.org/drawingml/2006/picture">
+                  <wp:extent cx="1241999" cy="1655999"/>
+                  <wp:docPr id="1880104326" name="Picture 1880104326"/>
+                  <wp:cNvGraphicFramePr>
+                    <a:graphicFrameLocks noChangeAspect="1"/>
+                  </wp:cNvGraphicFramePr>
+                  <a:graphic>
+                    <a:graphicData uri="http://schemas.openxmlformats.org/drawingml/2006/picture">
+                      <pic:pic>
+                        <pic:nvPicPr>
+                          <pic:cNvPr id="0" name="d9-0910-independent-practice-2.jpg"/>
+                          <pic:cNvPicPr/>
+                        </pic:nvPicPr>
+                        <pic:blipFill>
+                          <a:blip r:embed="rId31"/>
+                          <a:stretch>
+                            <a:fillRect/>
+                          </a:stretch>
+                        </pic:blipFill>
+                        <pic:spPr>
+                          <a:xfrm>
+                            <a:off x="0" y="0"/>
+                            <a:ext cx="1241999" cy="1655999"/>
+                          </a:xfrm>
+                          <a:prstGeom prst="rect"/>
+                        </pic:spPr>
+                      </pic:pic>
+                    </a:graphicData>
+                  </a:graphic>
+                </wp:inline>
+              </w:drawing>
+            </w:r>
           </w:p>
           <w:p>
             <w:pPr>

--- a/deliverables/우즈벡수의사_교육운영결과보고서.docx
+++ b/deliverables/우즈벡수의사_교육운영결과보고서.docx
@@ -3972,7 +3972,7 @@
             <w:r>
               <w:drawing>
                 <wp:inline xmlns:a="http://schemas.openxmlformats.org/drawingml/2006/main" xmlns:pic="http://schemas.openxmlformats.org/drawingml/2006/picture">
-                  <wp:extent cx="1241999" cy="1655999"/>
+                  <wp:extent cx="755999" cy="1007999"/>
                   <wp:docPr id="1880104325" name="Picture 1880104325"/>
                   <wp:cNvGraphicFramePr>
                     <a:graphicFrameLocks noChangeAspect="1"/>
@@ -3981,7 +3981,44 @@
                     <a:graphicData uri="http://schemas.openxmlformats.org/drawingml/2006/picture">
                       <pic:pic>
                         <pic:nvPicPr>
-                          <pic:cNvPr id="0" name="d9-0910-independent-practice-1.jpg"/>
+                          <pic:cNvPr id="0" name="d9-0910-independent-practice-3.jpg"/>
+                          <pic:cNvPicPr/>
+                        </pic:nvPicPr>
+                        <pic:blipFill>
+                          <a:blip r:embed="rId32"/>
+                          <a:stretch>
+                            <a:fillRect/>
+                          </a:stretch>
+                        </pic:blipFill>
+                        <pic:spPr>
+                          <a:xfrm>
+                            <a:off x="0" y="0"/>
+                            <a:ext cx="755999" cy="1007999"/>
+                          </a:xfrm>
+                          <a:prstGeom prst="rect"/>
+                        </pic:spPr>
+                      </pic:pic>
+                    </a:graphicData>
+                  </a:graphic>
+                </wp:inline>
+              </w:drawing>
+            </w:r>
+            <w:r>
+              <w:t xml:space="preserve"> </w:t>
+            </w:r>
+            <w:r>
+              <w:drawing>
+                <wp:inline xmlns:a="http://schemas.openxmlformats.org/drawingml/2006/main" xmlns:pic="http://schemas.openxmlformats.org/drawingml/2006/picture">
+                  <wp:extent cx="755999" cy="1007999"/>
+                  <wp:docPr id="1880104326" name="Picture 1880104326"/>
+                  <wp:cNvGraphicFramePr>
+                    <a:graphicFrameLocks noChangeAspect="1"/>
+                  </wp:cNvGraphicFramePr>
+                  <a:graphic>
+                    <a:graphicData uri="http://schemas.openxmlformats.org/drawingml/2006/picture">
+                      <pic:pic>
+                        <pic:nvPicPr>
+                          <pic:cNvPr id="0" name="image.jpg"/>
                           <pic:cNvPicPr/>
                         </pic:nvPicPr>
                         <pic:blipFill>
@@ -3993,7 +4030,7 @@
                         <pic:spPr>
                           <a:xfrm>
                             <a:off x="0" y="0"/>
-                            <a:ext cx="1241999" cy="1655999"/>
+                            <a:ext cx="755999" cy="1007999"/>
                           </a:xfrm>
                           <a:prstGeom prst="rect"/>
                         </pic:spPr>
@@ -4004,13 +4041,13 @@
               </w:drawing>
             </w:r>
             <w:r>
-              <w:t xml:space="preserve">  </w:t>
+              <w:t xml:space="preserve"> </w:t>
             </w:r>
             <w:r>
               <w:drawing>
                 <wp:inline xmlns:a="http://schemas.openxmlformats.org/drawingml/2006/main" xmlns:pic="http://schemas.openxmlformats.org/drawingml/2006/picture">
-                  <wp:extent cx="1241999" cy="1655999"/>
-                  <wp:docPr id="1880104326" name="Picture 1880104326"/>
+                  <wp:extent cx="755999" cy="1007999"/>
+                  <wp:docPr id="1880104327" name="Picture 1880104327"/>
                   <wp:cNvGraphicFramePr>
                     <a:graphicFrameLocks noChangeAspect="1"/>
                   </wp:cNvGraphicFramePr>
@@ -4018,7 +4055,7 @@
                     <a:graphicData uri="http://schemas.openxmlformats.org/drawingml/2006/picture">
                       <pic:pic>
                         <pic:nvPicPr>
-                          <pic:cNvPr id="0" name="d9-0910-independent-practice-2.jpg"/>
+                          <pic:cNvPr id="0" name="image.jpg"/>
                           <pic:cNvPicPr/>
                         </pic:nvPicPr>
                         <pic:blipFill>
@@ -4030,7 +4067,7 @@
                         <pic:spPr>
                           <a:xfrm>
                             <a:off x="0" y="0"/>
-                            <a:ext cx="1241999" cy="1655999"/>
+                            <a:ext cx="755999" cy="1007999"/>
                           </a:xfrm>
                           <a:prstGeom prst="rect"/>
                         </pic:spPr>
@@ -4187,40 +4224,8 @@
     </w:tbl>
     <w:p>
       <w:pPr>
-        <w:spacing w:before="240" w:after="80"/>
-        <w:rPr>
-          <w:b/>
-          <w:bCs/>
-          <w:sz w:val="22"/>
-          <w:szCs w:val="22"/>
-        </w:rPr>
-      </w:pPr>
-    </w:p>
-    <w:p>
-      <w:pPr>
-        <w:widowControl/>
-        <w:wordWrap/>
-        <w:autoSpaceDE/>
-        <w:autoSpaceDN/>
-        <w:rPr>
-          <w:b/>
-          <w:bCs/>
-          <w:sz w:val="22"/>
-          <w:szCs w:val="22"/>
-        </w:rPr>
-      </w:pPr>
-      <w:r>
-        <w:rPr>
-          <w:b/>
-          <w:bCs/>
-          <w:sz w:val="22"/>
-          <w:szCs w:val="22"/>
-        </w:rPr>
-        <w:br w:type="page"/>
-      </w:r>
-    </w:p>
-    <w:p>
-      <w:pPr>
+        <w:keepNext/>
+        <w:pageBreakBefore/>
         <w:spacing w:before="240" w:after="80"/>
         <w:rPr>
           <w:b/>

--- a/deliverables/우즈벡수의사_교육운영결과보고서.docx
+++ b/deliverables/우즈벡수의사_교육운영결과보고서.docx
@@ -4558,6 +4558,41 @@
       <w:proofErr w:type="spellEnd"/>
       <w:r>
         <w:t>)                    (서명 또는 인)</w:t>
+      </w:r>
+      <w:r>
+        <w:t xml:space="preserve"> </w:t>
+        <w:drawing>
+          <wp:inline xmlns:a="http://schemas.openxmlformats.org/drawingml/2006/main" xmlns:pic="http://schemas.openxmlformats.org/drawingml/2006/picture">
+            <wp:extent cx="480000" cy="540000"/>
+            <wp:docPr id="1880104328" name="Picture 1880104328"/>
+            <wp:cNvGraphicFramePr>
+              <a:graphicFrameLocks noChangeAspect="1"/>
+            </wp:cNvGraphicFramePr>
+            <a:graphic>
+              <a:graphicData uri="http://schemas.openxmlformats.org/drawingml/2006/picture">
+                <pic:pic>
+                  <pic:nvPicPr>
+                    <pic:cNvPr id="0" name="hahyunje-seal-transparent.png"/>
+                    <pic:cNvPicPr/>
+                  </pic:nvPicPr>
+                  <pic:blipFill>
+                    <a:blip r:embed="rId33"/>
+                    <a:stretch>
+                      <a:fillRect/>
+                    </a:stretch>
+                  </pic:blipFill>
+                  <pic:spPr>
+                    <a:xfrm>
+                      <a:off x="0" y="0"/>
+                      <a:ext cx="480000" cy="540000"/>
+                    </a:xfrm>
+                    <a:prstGeom prst="rect"/>
+                  </pic:spPr>
+                </pic:pic>
+              </a:graphicData>
+            </a:graphic>
+          </wp:inline>
+        </w:drawing>
       </w:r>
     </w:p>
     <w:p>

--- a/deliverables/우즈벡수의사_교육운영결과보고서.docx
+++ b/deliverables/우즈벡수의사_교육운영결과보고서.docx
@@ -4593,35 +4593,6 @@
             </a:graphic>
           </wp:inline>
         </w:drawing>
-      </w:r>
-    </w:p>
-    <w:p>
-      <w:pPr>
-        <w:spacing w:after="120"/>
-      </w:pPr>
-    </w:p>
-    <w:p>
-      <w:pPr>
-        <w:spacing w:after="80"/>
-      </w:pPr>
-      <w:r>
-        <w:t>확인   위탁기관(갑</w:t>
-      </w:r>
-      <w:proofErr w:type="gramStart"/>
-      <w:r>
-        <w:t>) :</w:t>
-      </w:r>
-      <w:proofErr w:type="gramEnd"/>
-      <w:r>
-        <w:t xml:space="preserve"> 지역농업네트워크 경남 협동조합   (이사장 </w:t>
-      </w:r>
-      <w:proofErr w:type="spellStart"/>
-      <w:r>
-        <w:t>김원경</w:t>
-      </w:r>
-      <w:proofErr w:type="spellEnd"/>
-      <w:r>
-        <w:t>)   (서명 또는 인)</w:t>
       </w:r>
     </w:p>
     <w:sectPr>
